--- a/TakeHomeTest.docx
+++ b/TakeHomeTest.docx
@@ -60,61 +60,26 @@
           <w:b w:val="false"/>
           <w:bCs w:val="false"/>
         </w:rPr>
-        <w:t xml:space="preserve">I trained </w:t>
-      </w:r>
-      <w:r>
-        <w:rPr>
-          <w:b w:val="false"/>
-          <w:bCs w:val="false"/>
-        </w:rPr>
-        <w:t>a 224 input-sized</w:t>
-      </w:r>
-      <w:r>
-        <w:rPr>
-          <w:b w:val="false"/>
-          <w:bCs w:val="false"/>
-        </w:rPr>
-        <w:t xml:space="preserve"> Generator model to run faceswap with: test_one_image.py and test_video_swapsingle.py. </w:t>
-      </w:r>
-    </w:p>
-    <w:p>
-      <w:pPr>
-        <w:pStyle w:val="Normal"/>
-        <w:bidi w:val="0"/>
-        <w:jc w:val="left"/>
-        <w:rPr>
-          <w:b w:val="false"/>
-          <w:b w:val="false"/>
-          <w:bCs w:val="false"/>
-        </w:rPr>
-      </w:pPr>
-      <w:r>
-        <w:rPr>
-          <w:b w:val="false"/>
-          <w:bCs w:val="false"/>
-        </w:rPr>
-        <w:t>I only got to train for 100,000 total steps, so the results w</w:t>
-      </w:r>
-      <w:r>
-        <w:rPr>
-          <w:b w:val="false"/>
-          <w:bCs w:val="false"/>
-        </w:rPr>
-        <w:t xml:space="preserve">ere unrefined.  See the Google drive links for face swap results </w:t>
-      </w:r>
-      <w:r>
-        <w:rPr>
-          <w:b w:val="false"/>
-          <w:bCs w:val="false"/>
-        </w:rPr>
-        <w:t xml:space="preserve">for </w:t>
-      </w:r>
-      <w:r>
-        <w:rPr>
-          <w:b w:val="false"/>
-          <w:bCs w:val="false"/>
-        </w:rPr>
-        <w:t>still image and video results.</w:t>
+        <w:t xml:space="preserve">I trained a 224 input-sized Generator model to run faceswap with: test_one_image.py and test_video_swapsingle.py. </w:t>
+      </w:r>
+    </w:p>
+    <w:p>
+      <w:pPr>
+        <w:pStyle w:val="Normal"/>
+        <w:bidi w:val="0"/>
+        <w:jc w:val="left"/>
+        <w:rPr>
+          <w:b w:val="false"/>
+          <w:b w:val="false"/>
+          <w:bCs w:val="false"/>
+        </w:rPr>
+      </w:pPr>
+      <w:r>
+        <w:rPr>
+          <w:b w:val="false"/>
+          <w:bCs w:val="false"/>
+        </w:rPr>
+        <w:t>I only got to train for 100,000 total steps, so the results were unrefined.  See the Google drive links for face swap results for still image and video results.</w:t>
       </w:r>
     </w:p>
     <w:p>
@@ -140,112 +105,7 @@
           <w:b w:val="false"/>
           <w:bCs w:val="false"/>
         </w:rPr>
-        <w:t xml:space="preserve"> </w:t>
-      </w:r>
-      <w:r>
-        <w:rPr>
-          <w:b w:val="false"/>
-          <w:bCs w:val="false"/>
-        </w:rPr>
-        <w:t xml:space="preserve">For reference, </w:t>
-      </w:r>
-      <w:r>
-        <w:rPr>
-          <w:b w:val="false"/>
-          <w:bCs w:val="false"/>
-        </w:rPr>
-        <w:t xml:space="preserve">I </w:t>
-      </w:r>
-      <w:r>
-        <w:rPr>
-          <w:b w:val="false"/>
-          <w:bCs w:val="false"/>
-        </w:rPr>
-        <w:t xml:space="preserve">also </w:t>
-      </w:r>
-      <w:r>
-        <w:rPr>
-          <w:b w:val="false"/>
-          <w:bCs w:val="false"/>
-        </w:rPr>
-        <w:t xml:space="preserve">show the results of a pretrained 512 input-sized model </w:t>
-      </w:r>
-      <w:r>
-        <w:rPr>
-          <w:b w:val="false"/>
-          <w:bCs w:val="false"/>
-        </w:rPr>
-        <w:t>which shows a</w:t>
-      </w:r>
-      <w:r>
-        <w:rPr>
-          <w:b w:val="false"/>
-          <w:bCs w:val="false"/>
-        </w:rPr>
-        <w:t xml:space="preserve"> more</w:t>
-      </w:r>
-      <w:r>
-        <w:rPr>
-          <w:b w:val="false"/>
-          <w:bCs w:val="false"/>
-        </w:rPr>
-        <w:t xml:space="preserve"> optimal face swap</w:t>
-      </w:r>
-      <w:r>
-        <w:rPr>
-          <w:b w:val="false"/>
-          <w:bCs w:val="false"/>
-        </w:rPr>
-        <w:t>p</w:t>
-      </w:r>
-      <w:r>
-        <w:rPr>
-          <w:b w:val="false"/>
-          <w:bCs w:val="false"/>
-        </w:rPr>
-        <w:t xml:space="preserve">ing </w:t>
-      </w:r>
-      <w:r>
-        <w:rPr>
-          <w:b w:val="false"/>
-          <w:bCs w:val="false"/>
-        </w:rPr>
-        <w:t>result</w:t>
-      </w:r>
-      <w:r>
-        <w:rPr>
-          <w:b w:val="false"/>
-          <w:bCs w:val="false"/>
-        </w:rPr>
-        <w:t xml:space="preserve"> </w:t>
-      </w:r>
-      <w:r>
-        <w:rPr>
-          <w:b w:val="false"/>
-          <w:bCs w:val="false"/>
-        </w:rPr>
-        <w:t>on</w:t>
-      </w:r>
-      <w:r>
-        <w:rPr>
-          <w:b w:val="false"/>
-          <w:bCs w:val="false"/>
-        </w:rPr>
-        <w:t xml:space="preserve"> </w:t>
-      </w:r>
-      <w:r>
-        <w:rPr>
-          <w:b w:val="false"/>
-          <w:bCs w:val="false"/>
-        </w:rPr>
-        <w:t>same</w:t>
-      </w:r>
-      <w:r>
-        <w:rPr>
-          <w:b w:val="false"/>
-          <w:bCs w:val="false"/>
-        </w:rPr>
-        <w:t xml:space="preserve"> source face and target face video.</w:t>
+        <w:t xml:space="preserve"> For reference, I also show the results of a pretrained 512 input-sized model which shows a more optimal face swapping result on same source face and target face video.</w:t>
       </w:r>
     </w:p>
     <w:p>
@@ -300,16 +160,14 @@
         <w:jc w:val="left"/>
         <w:rPr/>
       </w:pPr>
-      <w:hyperlink r:id="rId3">
-        <w:r>
-          <w:rPr>
-            <w:rStyle w:val="InternetLink"/>
-            <w:b w:val="false"/>
-            <w:bCs w:val="false"/>
-          </w:rPr>
-          <w:t>https://drive.google.com/file/d/1mqvynWBaKc4iD7MhWpwLcf7h9XyAF-bH/view?usp=drive_link</w:t>
-        </w:r>
-      </w:hyperlink>
+      <w:r>
+        <w:rPr>
+          <w:rStyle w:val="InternetLink"/>
+          <w:b w:val="false"/>
+          <w:bCs w:val="false"/>
+        </w:rPr>
+        <w:t>https://drive.google.com/file/d/1mqvynWBaKc4iD7MhWpwLcf7h9XyAF-bH/view?usp=drive_link</w:t>
+      </w:r>
     </w:p>
     <w:p>
       <w:pPr>
@@ -375,16 +233,14 @@
         </w:rPr>
         <w:t xml:space="preserve"> </w:t>
       </w:r>
-      <w:hyperlink r:id="rId5">
-        <w:r>
-          <w:rPr>
-            <w:rStyle w:val="InternetLink"/>
-            <w:b w:val="false"/>
-            <w:bCs w:val="false"/>
-          </w:rPr>
-          <w:t>https://drive.google.com/file/d/172Sx7HWPfMIGdjWSg65brOntWMAEA_KO/view?usp=drive_link</w:t>
-        </w:r>
-      </w:hyperlink>
+      <w:r>
+        <w:rPr>
+          <w:rStyle w:val="InternetLink"/>
+          <w:b w:val="false"/>
+          <w:bCs w:val="false"/>
+        </w:rPr>
+        <w:t>https://drive.google.com/file/d/172Sx7HWPfMIGdjWSg65brOntWMAEA_KO/view?usp=drive_link</w:t>
+      </w:r>
     </w:p>
     <w:p>
       <w:pPr>
@@ -450,16 +306,14 @@
         <w:jc w:val="left"/>
         <w:rPr/>
       </w:pPr>
-      <w:hyperlink r:id="rId7">
-        <w:r>
-          <w:rPr>
-            <w:rStyle w:val="InternetLink"/>
-            <w:b w:val="false"/>
-            <w:bCs w:val="false"/>
-          </w:rPr>
-          <w:t>https://drive.google.com/file/d/1l5yH_5Vr5tidlRdC2wCPklmBCkqIt3tD/view?usp=drive_link</w:t>
-        </w:r>
-      </w:hyperlink>
+      <w:r>
+        <w:rPr>
+          <w:rStyle w:val="InternetLink"/>
+          <w:b w:val="false"/>
+          <w:bCs w:val="false"/>
+        </w:rPr>
+        <w:t>https://drive.google.com/file/d/1l5yH_5Vr5tidlRdC2wCPklmBCkqIt3tD/view?usp=drive_link</w:t>
+      </w:r>
     </w:p>
     <w:p>
       <w:pPr>
@@ -511,21 +365,7 @@
           <w:b w:val="false"/>
           <w:bCs w:val="false"/>
         </w:rPr>
-        <w:t xml:space="preserve"> </w:t>
-      </w:r>
-      <w:r>
-        <w:rPr>
-          <w:b w:val="false"/>
-          <w:bCs w:val="false"/>
-        </w:rPr>
-        <w:t xml:space="preserve">Video faceswap </w:t>
-      </w:r>
-      <w:r>
-        <w:rPr>
-          <w:b w:val="false"/>
-          <w:bCs w:val="false"/>
-        </w:rPr>
-        <w:t>100,000 step 224 Generator model</w:t>
+        <w:t xml:space="preserve"> Video faceswap 100,000 step 224 Generator model</w:t>
       </w:r>
     </w:p>
     <w:p>
@@ -539,16 +379,14 @@
         <w:jc w:val="left"/>
         <w:rPr/>
       </w:pPr>
-      <w:hyperlink r:id="rId9">
-        <w:r>
-          <w:rPr>
-            <w:rStyle w:val="InternetLink"/>
-            <w:b w:val="false"/>
-            <w:bCs w:val="false"/>
-          </w:rPr>
-          <w:t>https://drive.google.com/file/d/1gjZxyqT6mF6sdw6rdhmnJNIUh3Hs82aS/view?usp=drive_link</w:t>
-        </w:r>
-      </w:hyperlink>
+      <w:r>
+        <w:rPr>
+          <w:rStyle w:val="InternetLink"/>
+          <w:b w:val="false"/>
+          <w:bCs w:val="false"/>
+        </w:rPr>
+        <w:t>https://drive.google.com/file/d/1gjZxyqT6mF6sdw6rdhmnJNIUh3Hs82aS/view?usp=drive_link</w:t>
+      </w:r>
     </w:p>
     <w:p>
       <w:pPr>
@@ -602,16 +440,14 @@
         <w:jc w:val="left"/>
         <w:rPr/>
       </w:pPr>
-      <w:hyperlink r:id="rId11">
-        <w:r>
-          <w:rPr>
-            <w:rStyle w:val="InternetLink"/>
-            <w:b w:val="false"/>
-            <w:bCs w:val="false"/>
-          </w:rPr>
-          <w:t>https://drive.google.com/file/d/1UI586e-S0xV9cOwHMhMoBNr8uJ4otU1_/view?usp=drive_link</w:t>
-        </w:r>
-      </w:hyperlink>
+      <w:r>
+        <w:rPr>
+          <w:rStyle w:val="InternetLink"/>
+          <w:b w:val="false"/>
+          <w:bCs w:val="false"/>
+        </w:rPr>
+        <w:t>https://drive.google.com/file/d/1UI586e-S0xV9cOwHMhMoBNr8uJ4otU1_/view?usp=drive_link</w:t>
+      </w:r>
     </w:p>
     <w:p>
       <w:pPr>
@@ -647,21 +483,7 @@
           <w:b/>
           <w:bCs/>
         </w:rPr>
-        <w:t>SimSwap code descr</w:t>
-      </w:r>
-      <w:r>
-        <w:rPr>
-          <w:b/>
-          <w:bCs/>
-        </w:rPr>
-        <w:t>i</w:t>
-      </w:r>
-      <w:r>
-        <w:rPr>
-          <w:b/>
-          <w:bCs/>
-        </w:rPr>
-        <w:t>ption in github rep:</w:t>
+        <w:t>SimSwap code description in github rep:</w:t>
       </w:r>
     </w:p>
     <w:p>
@@ -1317,82 +1139,30 @@
       </w:pPr>
       <w:r>
         <w:rPr/>
-        <w:t xml:space="preserve">I have done some faceswap discovery work </w:t>
-      </w:r>
-      <w:r>
-        <w:rPr/>
-        <w:t>for research purposes</w:t>
-      </w:r>
-      <w:r>
-        <w:rPr/>
-        <w:t xml:space="preserve"> with Insightface about 3 years ago, so I spent the first 4 days attempting to reactivate that work.  The results were underwhelming and the task was a bit too ambitious for a take home test.  However I wanted to share for completeness.</w:t>
-      </w:r>
-    </w:p>
-    <w:p>
-      <w:pPr>
-        <w:pStyle w:val="Normal"/>
-        <w:bidi w:val="0"/>
-        <w:jc w:val="left"/>
-        <w:rPr/>
-      </w:pPr>
-      <w:r>
-        <w:rPr/>
-      </w:r>
-    </w:p>
-    <w:p>
-      <w:pPr>
-        <w:pStyle w:val="Normal"/>
-        <w:bidi w:val="0"/>
-        <w:jc w:val="left"/>
-        <w:rPr/>
-      </w:pPr>
-      <w:r>
-        <w:rPr/>
-        <w:t xml:space="preserve">I converted a faceswap model into a Pytorch description, with the intention </w:t>
-      </w:r>
-      <w:r>
-        <w:rPr/>
-        <w:t>to</w:t>
-      </w:r>
-      <w:r>
-        <w:rPr/>
-        <w:t xml:space="preserve"> train the faceswap model </w:t>
-      </w:r>
-      <w:r>
-        <w:rPr/>
-        <w:t>solely</w:t>
-      </w:r>
-      <w:r>
-        <w:rPr/>
-        <w:t>, as oppose</w:t>
-      </w:r>
-      <w:r>
-        <w:rPr/>
-        <w:t>d</w:t>
-      </w:r>
-      <w:r>
-        <w:rPr/>
-        <w:t xml:space="preserve"> to training </w:t>
-      </w:r>
-      <w:r>
-        <w:rPr/>
-        <w:t xml:space="preserve">a </w:t>
-      </w:r>
-      <w:r>
-        <w:rPr/>
-        <w:t xml:space="preserve">generator and discriminator </w:t>
-      </w:r>
-      <w:r>
-        <w:rPr/>
-        <w:t>GAN network</w:t>
-      </w:r>
-      <w:r>
-        <w:rPr/>
-        <w:t>.</w:t>
-      </w:r>
-      <w:r>
-        <w:rPr/>
-        <w:t xml:space="preserve"> The logic approach is </w:t>
+        <w:t>I have done some faceswap discovery work for research purposes with Insightface about 3 years ago, so I spent the first 4 days attempting to reactivate that work.  The results were underwhelming and the task was a bit too ambitious for a take home test.  However I wanted to share for completeness.</w:t>
+      </w:r>
+    </w:p>
+    <w:p>
+      <w:pPr>
+        <w:pStyle w:val="Normal"/>
+        <w:bidi w:val="0"/>
+        <w:jc w:val="left"/>
+        <w:rPr/>
+      </w:pPr>
+      <w:r>
+        <w:rPr/>
+      </w:r>
+    </w:p>
+    <w:p>
+      <w:pPr>
+        <w:pStyle w:val="Normal"/>
+        <w:bidi w:val="0"/>
+        <w:jc w:val="left"/>
+        <w:rPr/>
+      </w:pPr>
+      <w:r>
+        <w:rPr/>
+        <w:t xml:space="preserve">I converted a faceswap model into a Pytorch description, with the intention to train the faceswap model solely, as opposed to training a generator and discriminator GAN network. The logic approach is </w:t>
       </w:r>
       <w:r>
         <w:rPr>
@@ -1407,23 +1177,7 @@
       </w:r>
       <w:r>
         <w:rPr/>
-        <w:t xml:space="preserve"> compare the face embeddings between </w:t>
-      </w:r>
-      <w:r>
-        <w:rPr/>
-        <w:t>a</w:t>
-      </w:r>
-      <w:r>
-        <w:rPr/>
-        <w:t xml:space="preserve"> pre-trained ArcFace_r100 model with the complementary face embeddings from Faceswap + ArcFace_r100.  Based on the loss error, update the weights of the Faceswap </w:t>
-      </w:r>
-      <w:r>
-        <w:rPr/>
-        <w:t xml:space="preserve">model </w:t>
-      </w:r>
-      <w:r>
-        <w:rPr/>
-        <w:t>network.</w:t>
+        <w:t xml:space="preserve"> compare the face embeddings between a pre-trained ArcFace_r100 model with the complementary face embeddings from Faceswap + ArcFace_r100.  Based on the loss error, update the weights of the Faceswap model network.</w:t>
       </w:r>
     </w:p>
     <w:p>
@@ -1511,7 +1265,7 @@
                     </pic:cNvPicPr>
                   </pic:nvPicPr>
                   <pic:blipFill>
-                    <a:blip r:embed="rId12"/>
+                    <a:blip r:embed="rId2"/>
                     <a:stretch>
                       <a:fillRect/>
                     </a:stretch>
@@ -1559,28 +1313,7 @@
           <w:b/>
           <w:bCs/>
         </w:rPr>
-        <w:t>Insightface</w:t>
-      </w:r>
-      <w:r>
-        <w:rPr>
-          <w:b/>
-          <w:bCs/>
-        </w:rPr>
-        <w:t xml:space="preserve"> code descr</w:t>
-      </w:r>
-      <w:r>
-        <w:rPr>
-          <w:b/>
-          <w:bCs/>
-        </w:rPr>
-        <w:t>i</w:t>
-      </w:r>
-      <w:r>
-        <w:rPr>
-          <w:b/>
-          <w:bCs/>
-        </w:rPr>
-        <w:t>ption in github rep:</w:t>
+        <w:t>Insightface code description in github rep:</w:t>
       </w:r>
     </w:p>
     <w:p>
@@ -1596,7 +1329,7 @@
     </w:p>
     <w:tbl>
       <w:tblPr>
-        <w:tblW w:w="11116" w:type="dxa"/>
+        <w:tblW w:w="11117" w:type="dxa"/>
         <w:jc w:val="left"/>
         <w:tblInd w:w="-30" w:type="dxa"/>
         <w:tblCellMar>
@@ -1609,7 +1342,7 @@
       <w:tblGrid>
         <w:gridCol w:w="2048"/>
         <w:gridCol w:w="4505"/>
-        <w:gridCol w:w="4563"/>
+        <w:gridCol w:w="4564"/>
       </w:tblGrid>
       <w:tr>
         <w:trPr>
@@ -1627,7 +1360,6 @@
               <w:tabs>
                 <w:tab w:val="clear" w:pos="720"/>
               </w:tabs>
-              <w:bidi w:val="0"/>
               <w:jc w:val="right"/>
               <w:rPr/>
             </w:pPr>
@@ -1651,28 +1383,26 @@
               <w:tabs>
                 <w:tab w:val="clear" w:pos="720"/>
               </w:tabs>
-              <w:bidi w:val="0"/>
-              <w:jc w:val="left"/>
-              <w:rPr/>
-            </w:pPr>
-            <w:r>
-              <w:rPr/>
-            </w:r>
-          </w:p>
-        </w:tc>
-        <w:tc>
-          <w:tcPr>
-            <w:tcW w:w="4563" w:type="dxa"/>
-            <w:tcBorders/>
-            <w:vAlign w:val="bottom"/>
-          </w:tcPr>
-          <w:p>
-            <w:pPr>
-              <w:pStyle w:val="Normal"/>
-              <w:tabs>
-                <w:tab w:val="clear" w:pos="720"/>
-              </w:tabs>
-              <w:bidi w:val="0"/>
+              <w:jc w:val="left"/>
+              <w:rPr/>
+            </w:pPr>
+            <w:r>
+              <w:rPr/>
+            </w:r>
+          </w:p>
+        </w:tc>
+        <w:tc>
+          <w:tcPr>
+            <w:tcW w:w="4564" w:type="dxa"/>
+            <w:tcBorders/>
+            <w:vAlign w:val="bottom"/>
+          </w:tcPr>
+          <w:p>
+            <w:pPr>
+              <w:pStyle w:val="Normal"/>
+              <w:tabs>
+                <w:tab w:val="clear" w:pos="720"/>
+              </w:tabs>
               <w:jc w:val="left"/>
               <w:rPr/>
             </w:pPr>
@@ -1698,7 +1428,6 @@
               <w:tabs>
                 <w:tab w:val="clear" w:pos="720"/>
               </w:tabs>
-              <w:bidi w:val="0"/>
               <w:jc w:val="left"/>
               <w:rPr/>
             </w:pPr>
@@ -1719,7 +1448,6 @@
               <w:tabs>
                 <w:tab w:val="clear" w:pos="720"/>
               </w:tabs>
-              <w:bidi w:val="0"/>
               <w:jc w:val="left"/>
               <w:rPr/>
             </w:pPr>
@@ -1733,23 +1461,91 @@
         </w:tc>
         <w:tc>
           <w:tcPr>
-            <w:tcW w:w="4563" w:type="dxa"/>
-            <w:tcBorders/>
-            <w:vAlign w:val="bottom"/>
-          </w:tcPr>
-          <w:p>
-            <w:pPr>
-              <w:pStyle w:val="Normal"/>
-              <w:tabs>
-                <w:tab w:val="clear" w:pos="720"/>
-              </w:tabs>
-              <w:bidi w:val="0"/>
+            <w:tcW w:w="4564" w:type="dxa"/>
+            <w:tcBorders/>
+            <w:vAlign w:val="bottom"/>
+          </w:tcPr>
+          <w:p>
+            <w:pPr>
+              <w:pStyle w:val="Normal"/>
+              <w:tabs>
+                <w:tab w:val="clear" w:pos="720"/>
+              </w:tabs>
               <w:jc w:val="left"/>
               <w:rPr/>
             </w:pPr>
             <w:r>
               <w:rPr/>
               <w:t>A custom training script to train an insightface-based faceswap model directly.</w:t>
+            </w:r>
+          </w:p>
+        </w:tc>
+      </w:tr>
+      <w:tr>
+        <w:trPr>
+          <w:trHeight w:val="925" w:hRule="atLeast"/>
+        </w:trPr>
+        <w:tc>
+          <w:tcPr>
+            <w:tcW w:w="2048" w:type="dxa"/>
+            <w:tcBorders/>
+            <w:vAlign w:val="bottom"/>
+          </w:tcPr>
+          <w:p>
+            <w:pPr>
+              <w:pStyle w:val="Normal"/>
+              <w:tabs>
+                <w:tab w:val="clear" w:pos="720"/>
+              </w:tabs>
+              <w:jc w:val="left"/>
+              <w:rPr/>
+            </w:pPr>
+            <w:r>
+              <w:rPr/>
+            </w:r>
+          </w:p>
+        </w:tc>
+        <w:tc>
+          <w:tcPr>
+            <w:tcW w:w="4505" w:type="dxa"/>
+            <w:tcBorders/>
+            <w:vAlign w:val="bottom"/>
+          </w:tcPr>
+          <w:p>
+            <w:pPr>
+              <w:pStyle w:val="Normal"/>
+              <w:tabs>
+                <w:tab w:val="clear" w:pos="720"/>
+              </w:tabs>
+              <w:jc w:val="left"/>
+              <w:rPr/>
+            </w:pPr>
+            <w:r>
+              <w:rPr>
+                <w:b/>
+              </w:rPr>
+              <w:t>custom faceswap dependencies</w:t>
+            </w:r>
+          </w:p>
+        </w:tc>
+        <w:tc>
+          <w:tcPr>
+            <w:tcW w:w="4564" w:type="dxa"/>
+            <w:tcBorders/>
+            <w:vAlign w:val="bottom"/>
+          </w:tcPr>
+          <w:p>
+            <w:pPr>
+              <w:pStyle w:val="Normal"/>
+              <w:tabs>
+                <w:tab w:val="clear" w:pos="720"/>
+              </w:tabs>
+              <w:jc w:val="left"/>
+              <w:rPr/>
+            </w:pPr>
+            <w:r>
+              <w:rPr/>
+              <w:t>Created a custom insightface/recognition/faceswap package based on the other insightface/recognition packages, like arcface_torch.  Too big to add here.</w:t>
             </w:r>
           </w:p>
         </w:tc>
@@ -1758,8 +1554,6 @@
     <w:p>
       <w:pPr>
         <w:pStyle w:val="Normal"/>
-        <w:bidi w:val="0"/>
-        <w:jc w:val="left"/>
         <w:rPr/>
       </w:pPr>
       <w:r>
@@ -1808,7 +1602,7 @@
       <w:pgNumType w:fmt="decimal"/>
       <w:formProt w:val="false"/>
       <w:textDirection w:val="lrTb"/>
-      <w:docGrid w:type="default" w:linePitch="312" w:charSpace="4294961151"/>
+      <w:docGrid w:type="default" w:linePitch="312" w:charSpace="0"/>
     </w:sectPr>
   </w:body>
 </w:document>
@@ -2088,14 +1882,12 @@
       <w:rPr>
         <w:rFonts w:ascii="Liberation Serif" w:hAnsi="Liberation Serif" w:eastAsia="Noto Serif CJK SC" w:cs="Lohit Devanagari"/>
         <w:kern w:val="2"/>
-        <w:sz w:val="24"/>
         <w:szCs w:val="24"/>
         <w:lang w:val="en-US" w:eastAsia="zh-CN" w:bidi="hi-IN"/>
       </w:rPr>
     </w:rPrDefault>
     <w:pPrDefault>
       <w:pPr>
-        <w:widowControl/>
         <w:suppressAutoHyphens w:val="true"/>
       </w:pPr>
     </w:pPrDefault>
@@ -2105,7 +1897,10 @@
     <w:qFormat/>
     <w:pPr>
       <w:widowControl/>
+      <w:suppressAutoHyphens w:val="true"/>
       <w:bidi w:val="0"/>
+      <w:spacing w:before="0" w:after="0"/>
+      <w:jc w:val="left"/>
     </w:pPr>
     <w:rPr>
       <w:rFonts w:ascii="Liberation Serif" w:hAnsi="Liberation Serif" w:eastAsia="Noto Serif CJK SC" w:cs="Lohit Devanagari"/>
@@ -2197,5 +1992,27 @@
       <w:rFonts w:cs="Lohit Devanagari"/>
     </w:rPr>
   </w:style>
+  <w:style w:type="paragraph" w:styleId="TableContents">
+    <w:name w:val="Table Contents"/>
+    <w:basedOn w:val="Normal"/>
+    <w:qFormat/>
+    <w:pPr>
+      <w:suppressLineNumbers/>
+    </w:pPr>
+    <w:rPr/>
+  </w:style>
+  <w:style w:type="paragraph" w:styleId="TableHeading">
+    <w:name w:val="Table Heading"/>
+    <w:basedOn w:val="TableContents"/>
+    <w:qFormat/>
+    <w:pPr>
+      <w:suppressLineNumbers/>
+      <w:jc w:val="center"/>
+    </w:pPr>
+    <w:rPr>
+      <w:b/>
+      <w:bCs/>
+    </w:rPr>
+  </w:style>
 </w:styles>
 </file>
--- a/TakeHomeTest.docx
+++ b/TakeHomeTest.docx
@@ -1319,8 +1319,6 @@
     <w:p>
       <w:pPr>
         <w:pStyle w:val="Normal"/>
-        <w:bidi w:val="0"/>
-        <w:jc w:val="left"/>
         <w:rPr/>
       </w:pPr>
       <w:r>
@@ -1547,6 +1545,81 @@
               <w:rPr/>
               <w:t>Created a custom insightface/recognition/faceswap package based on the other insightface/recognition packages, like arcface_torch.  Too big to add here.</w:t>
             </w:r>
+          </w:p>
+        </w:tc>
+      </w:tr>
+      <w:tr>
+        <w:trPr>
+          <w:trHeight w:val="701" w:hRule="atLeast"/>
+        </w:trPr>
+        <w:tc>
+          <w:tcPr>
+            <w:tcW w:w="2048" w:type="dxa"/>
+            <w:tcBorders/>
+            <w:vAlign w:val="bottom"/>
+          </w:tcPr>
+          <w:p>
+            <w:pPr>
+              <w:pStyle w:val="Normal"/>
+              <w:tabs>
+                <w:tab w:val="clear" w:pos="720"/>
+              </w:tabs>
+              <w:jc w:val="left"/>
+              <w:rPr/>
+            </w:pPr>
+            <w:r>
+              <w:rPr/>
+            </w:r>
+          </w:p>
+        </w:tc>
+        <w:tc>
+          <w:tcPr>
+            <w:tcW w:w="4505" w:type="dxa"/>
+            <w:tcBorders/>
+            <w:vAlign w:val="bottom"/>
+          </w:tcPr>
+          <w:p>
+            <w:pPr>
+              <w:pStyle w:val="Normal"/>
+              <w:tabs>
+                <w:tab w:val="clear" w:pos="720"/>
+              </w:tabs>
+              <w:jc w:val="left"/>
+              <w:rPr/>
+            </w:pPr>
+            <w:r>
+              <w:rPr/>
+            </w:r>
+          </w:p>
+        </w:tc>
+        <w:tc>
+          <w:tcPr>
+            <w:tcW w:w="4564" w:type="dxa"/>
+            <w:tcBorders/>
+            <w:vAlign w:val="bottom"/>
+          </w:tcPr>
+          <w:p>
+            <w:pPr>
+              <w:pStyle w:val="Normal"/>
+              <w:tabs>
+                <w:tab w:val="clear" w:pos="720"/>
+              </w:tabs>
+              <w:jc w:val="left"/>
+              <w:rPr/>
+            </w:pPr>
+            <w:r>
+              <w:rPr/>
+              <w:t>new faceswap package is similar to arcface_torch:</w:t>
+              <w:br/>
+            </w:r>
+            <w:hyperlink r:id="rId3">
+              <w:r>
+                <w:rPr>
+                  <w:rStyle w:val="InternetLink"/>
+                </w:rPr>
+                <w:t>https://github.com/deepinsight/insightface/tree/master/recognition/arcface_torch</w:t>
+              </w:r>
+            </w:hyperlink>
           </w:p>
         </w:tc>
       </w:tr>
@@ -1882,6 +1955,7 @@
       <w:rPr>
         <w:rFonts w:ascii="Liberation Serif" w:hAnsi="Liberation Serif" w:eastAsia="Noto Serif CJK SC" w:cs="Lohit Devanagari"/>
         <w:kern w:val="2"/>
+        <w:sz w:val="20"/>
         <w:szCs w:val="24"/>
         <w:lang w:val="en-US" w:eastAsia="zh-CN" w:bidi="hi-IN"/>
       </w:rPr>
